--- a/bukuThesis/bahan/progress_bab-metodologiPenelitian_updated.docx
+++ b/bukuThesis/bahan/progress_bab-metodologiPenelitian_updated.docx
@@ -10083,6 +10083,18 @@
       </w:pPr>
       <w:r>
         <w:t>Untuk menjaga fairness antar model, skenario evaluasi komparatif utama menggunakan walk-forward fixed dengan 72 bulan data latih dan 1 bulan data uji. Ringkasan hasil perbandingan difokuskan pada lima fold terakhir, yaitu fold 17 sampai fold 21, agar mencerminkan rezim pasar terbaru yang lebih relevan secara operasional. Oleh karena itu, hasil pada skema ini ditafsirkan sebagai kinerja model pada periode pasar terbaru, bukan sebagai satu-satunya estimasi performa pada seluruh horizon historis.</w:t>
+      </w:r>
+    </w:p>
+    <w:p>
+      <w:pPr/>
+      <w:r>
+        <w:t>Dalam penelitian ini, horizon testing ditetapkan tetap selama 1 bulan. Pemilihan horizon ini didasarkan pada kebutuhan untuk menjaga konsistensi protokol evaluasi antar model, mempertahankan relevansi operasional pada pasar forex, serta menyediakan jumlah sampel uji yang cukup representatif pada timeframe 4H. Dengan horizon 1 bulan, evaluasi masih berfokus pada kondisi pasar terbaru tanpa membuat ukuran sampel uji terlalu pendek seperti 14 hari atau terlalu panjang seperti 3 bulan. Oleh karena itu, horizon 1 bulan diperlakukan sebagai skenario evaluasi utama, sedangkan horizon lain yang pernah dicoba hanya diposisikan sebagai konteks eksploratif dan bukan basis utama penarikan kesimpulan penelitian.</w:t>
+      </w:r>
+    </w:p>
+    <w:p>
+      <w:pPr/>
+      <w:r>
+        <w:t>Sementara itu, panjang jendela training ditetapkan sebesar 72 bulan dan diperlakukan sebagai keputusan desain evaluasi yang rasional, bukan sebagai hasil optimasi yang mengklaim nilai terbaik secara absolut. Pemilihan 72 bulan dimaksudkan untuk menyediakan konteks historis yang cukup panjang bagi model, menjaga kecukupan sampel latih, dan memastikan protokol evaluasi yang seragam pada seluruh model yang dibandingkan. Dengan demikian, penggunaan walk-forward fixed 72 bulan training dan 1 bulan testing diposisikan sebagai kerangka evaluasi utama yang defensif secara metodologis, meskipun penelitian ini tidak mengklaim bahwa 72 bulan telah dibuktikan lebih unggul daripada seluruh alternatif panjang jendela train lainnya.</w:t>
       </w:r>
     </w:p>
     <w:p>
